--- a/demos/Composer/Template/word/Template_BASE.docx
+++ b/demos/Composer/Template/word/Template_BASE.docx
@@ -1,29 +1,33 @@
 
 <file path=word/document.xml><?xml version="1.0" encoding="utf-8"?>
-<w:document xmlns:wpc="http://schemas.microsoft.com/office/word/2010/wordprocessingCanvas" xmlns:cx="http://schemas.microsoft.com/office/drawing/2014/chartex" xmlns:cx1="http://schemas.microsoft.com/office/drawing/2015/9/8/chartex" xmlns:cx2="http://schemas.microsoft.com/office/drawing/2015/10/21/chartex" xmlns:cx3="http://schemas.microsoft.com/office/drawing/2016/5/9/chartex" xmlns:cx4="http://schemas.microsoft.com/office/drawing/2016/5/10/chartex" xmlns:cx5="http://schemas.microsoft.com/office/drawing/2016/5/11/chartex" xmlns:cx6="http://schemas.microsoft.com/office/drawing/2016/5/12/chartex" xmlns:cx7="http://schemas.microsoft.com/office/drawing/2016/5/13/chartex" xmlns:cx8="http://schemas.microsoft.com/office/drawing/2016/5/14/chartex" xmlns:mc="http://schemas.openxmlformats.org/markup-compatibility/2006" xmlns:aink="http://schemas.microsoft.com/office/drawing/2016/ink" xmlns:am3d="http://schemas.microsoft.com/office/drawing/2017/model3d" xmlns:o="urn:schemas-microsoft-com:office:office" xmlns:oel="http://schemas.microsoft.com/office/2019/extlst" xmlns:r="http://schemas.openxmlformats.org/officeDocument/2006/relationships" xmlns:m="http://schemas.openxmlformats.org/officeDocument/2006/math" xmlns:v="urn:schemas-microsoft-com:vml" xmlns:wp14="http://schemas.microsoft.com/office/word/2010/wordprocessingDrawing" xmlns:wp="http://schemas.openxmlformats.org/drawingml/2006/wordprocessingDrawing" xmlns:w10="urn:schemas-microsoft-com:office:word" xmlns:w="http://schemas.openxmlformats.org/wordprocessingml/2006/main" xmlns:w14="http://schemas.microsoft.com/office/word/2010/wordml" xmlns:w15="http://schemas.microsoft.com/office/word/2012/wordml" xmlns:w16cex="http://schemas.microsoft.com/office/word/2018/wordml/cex" xmlns:w16cid="http://schemas.microsoft.com/office/word/2016/wordml/cid" xmlns:w16="http://schemas.microsoft.com/office/word/2018/wordml" xmlns:w16sdtdh="http://schemas.microsoft.com/office/word/2020/wordml/sdtdatahash" xmlns:w16se="http://schemas.microsoft.com/office/word/2015/wordml/symex" xmlns:wpg="http://schemas.microsoft.com/office/word/2010/wordprocessingGroup" xmlns:wpi="http://schemas.microsoft.com/office/word/2010/wordprocessingInk" xmlns:wne="http://schemas.microsoft.com/office/word/2006/wordml" xmlns:wps="http://schemas.microsoft.com/office/word/2010/wordprocessingShape" mc:Ignorable="w14 w15 w16se w16cid w16 w16cex w16sdtdh wp14">
+<w:document xmlns:wpc="http://schemas.microsoft.com/office/word/2010/wordprocessingCanvas" xmlns:cx="http://schemas.microsoft.com/office/drawing/2014/chartex" xmlns:cx1="http://schemas.microsoft.com/office/drawing/2015/9/8/chartex" xmlns:cx2="http://schemas.microsoft.com/office/drawing/2015/10/21/chartex" xmlns:cx3="http://schemas.microsoft.com/office/drawing/2016/5/9/chartex" xmlns:cx4="http://schemas.microsoft.com/office/drawing/2016/5/10/chartex" xmlns:cx5="http://schemas.microsoft.com/office/drawing/2016/5/11/chartex" xmlns:cx6="http://schemas.microsoft.com/office/drawing/2016/5/12/chartex" xmlns:cx7="http://schemas.microsoft.com/office/drawing/2016/5/13/chartex" xmlns:cx8="http://schemas.microsoft.com/office/drawing/2016/5/14/chartex" xmlns:mc="http://schemas.openxmlformats.org/markup-compatibility/2006" xmlns:aink="http://schemas.microsoft.com/office/drawing/2016/ink" xmlns:am3d="http://schemas.microsoft.com/office/drawing/2017/model3d" xmlns:o="urn:schemas-microsoft-com:office:office" xmlns:oel="http://schemas.microsoft.com/office/2019/extlst" xmlns:r="http://schemas.openxmlformats.org/officeDocument/2006/relationships" xmlns:m="http://schemas.openxmlformats.org/officeDocument/2006/math" xmlns:v="urn:schemas-microsoft-com:vml" xmlns:wp14="http://schemas.microsoft.com/office/word/2010/wordprocessingDrawing" xmlns:wp="http://schemas.openxmlformats.org/drawingml/2006/wordprocessingDrawing" xmlns:w10="urn:schemas-microsoft-com:office:word" xmlns:w="http://schemas.openxmlformats.org/wordprocessingml/2006/main" xmlns:w14="http://schemas.microsoft.com/office/word/2010/wordml" xmlns:w15="http://schemas.microsoft.com/office/word/2012/wordml" xmlns:w16cex="http://schemas.microsoft.com/office/word/2018/wordml/cex" xmlns:w16cid="http://schemas.microsoft.com/office/word/2016/wordml/cid" xmlns:w16="http://schemas.microsoft.com/office/word/2018/wordml" xmlns:w16du="http://schemas.microsoft.com/office/word/2023/wordml/word16du" xmlns:w16sdtdh="http://schemas.microsoft.com/office/word/2020/wordml/sdtdatahash" xmlns:w16sdtfl="http://schemas.microsoft.com/office/word/2024/wordml/sdtformatlock" xmlns:w16se="http://schemas.microsoft.com/office/word/2015/wordml/symex" xmlns:wpg="http://schemas.microsoft.com/office/word/2010/wordprocessingGroup" xmlns:wpi="http://schemas.microsoft.com/office/word/2010/wordprocessingInk" xmlns:wne="http://schemas.microsoft.com/office/word/2006/wordml" xmlns:wps="http://schemas.microsoft.com/office/word/2010/wordprocessingShape" mc:Ignorable="w14 w15 w16se w16cid w16 w16cex w16sdtdh w16sdtfl w16du wp14">
   <w:body>
     <w:p>
       <w:pPr>
         <w:spacing w:after="0"/>
         <w:jc w:val="right"/>
         <w:rPr>
-          <w:lang w:val="en-US"/>
-        </w:rPr>
-      </w:pPr>
-      <w:r>
-        <w:rPr>
+          <w:noProof/>
+          <w:lang w:val="en-US"/>
+        </w:rPr>
+      </w:pPr>
+      <w:r>
+        <w:rPr>
+          <w:noProof/>
           <w:lang w:val="en-US"/>
         </w:rPr>
         <w:fldChar w:fldCharType="begin"/>
       </w:r>
       <w:r>
         <w:rPr>
+          <w:noProof/>
           <w:lang w:val="en-US"/>
         </w:rPr>
         <w:instrText xml:space="preserve"> MERGEFIELD  ${FIELD1} </w:instrText>
       </w:r>
       <w:r>
         <w:rPr>
+          <w:noProof/>
           <w:lang w:val="en-US"/>
         </w:rPr>
         <w:fldChar w:fldCharType="separate"/>
@@ -37,12 +41,14 @@
       </w:r>
       <w:r>
         <w:rPr>
+          <w:noProof/>
           <w:lang w:val="en-US"/>
         </w:rPr>
         <w:fldChar w:fldCharType="end"/>
       </w:r>
       <w:r>
         <w:rPr>
+          <w:noProof/>
           <w:lang w:val="en-US"/>
         </w:rPr>
         <w:t xml:space="preserve">  </w:t>
@@ -53,11 +59,13 @@
         <w:spacing w:after="0"/>
         <w:jc w:val="right"/>
         <w:rPr>
-          <w:lang w:val="en-US"/>
-        </w:rPr>
-      </w:pPr>
-      <w:r>
-        <w:rPr>
+          <w:noProof/>
+          <w:lang w:val="en-US"/>
+        </w:rPr>
+      </w:pPr>
+      <w:r>
+        <w:rPr>
+          <w:noProof/>
           <w:lang w:val="en-US"/>
         </w:rPr>
         <w:t>First Street 19</w:t>
@@ -68,11 +76,13 @@
         <w:spacing w:after="0"/>
         <w:jc w:val="right"/>
         <w:rPr>
-          <w:lang w:val="en-US"/>
-        </w:rPr>
-      </w:pPr>
-      <w:r>
-        <w:rPr>
+          <w:noProof/>
+          <w:lang w:val="en-US"/>
+        </w:rPr>
+      </w:pPr>
+      <w:r>
+        <w:rPr>
+          <w:noProof/>
           <w:lang w:val="en-US"/>
         </w:rPr>
         <w:t>12344 PX local</w:t>
@@ -80,8 +90,14 @@
     </w:p>
     <w:p>
       <w:pPr>
-        <w:pStyle w:val="Title"/>
-        <w:rPr>
+        <w:pStyle w:val="Titre"/>
+        <w:rPr>
+          <w:rFonts w:asciiTheme="minorHAnsi" w:eastAsiaTheme="minorEastAsia" w:hAnsiTheme="minorHAnsi" w:cstheme="minorBidi"/>
+          <w:noProof/>
+          <w:spacing w:val="0"/>
+          <w:kern w:val="0"/>
+          <w:sz w:val="22"/>
+          <w:szCs w:val="22"/>
           <w:lang w:val="en-US"/>
         </w:rPr>
       </w:pPr>
@@ -98,6 +114,7 @@
       <w:pPr>
         <w:spacing w:after="0"/>
         <w:rPr>
+          <w:noProof/>
           <w:lang w:val="en-US"/>
         </w:rPr>
       </w:pPr>
@@ -117,18 +134,21 @@
       </w:r>
       <w:r>
         <w:rPr>
+          <w:noProof/>
           <w:lang w:val="en-US"/>
         </w:rPr>
         <w:fldChar w:fldCharType="begin"/>
       </w:r>
       <w:r>
         <w:rPr>
+          <w:noProof/>
           <w:lang w:val="en-US"/>
         </w:rPr>
         <w:instrText xml:space="preserve"> MERGEFIELD  ${FIELD3} </w:instrText>
       </w:r>
       <w:r>
         <w:rPr>
+          <w:noProof/>
           <w:lang w:val="en-US"/>
         </w:rPr>
         <w:fldChar w:fldCharType="separate"/>
@@ -142,6 +162,7 @@
       </w:r>
       <w:r>
         <w:rPr>
+          <w:noProof/>
           <w:lang w:val="en-US"/>
         </w:rPr>
         <w:fldChar w:fldCharType="end"/>
@@ -150,56 +171,63 @@
     <w:p>
       <w:pPr>
         <w:rPr>
-          <w:lang w:val="en-US"/>
-        </w:rPr>
-      </w:pPr>
-    </w:p>
-    <w:p>
-      <w:pPr>
-        <w:rPr>
-          <w:lang w:val="en-US"/>
-        </w:rPr>
-      </w:pPr>
-      <w:r>
-        <w:rPr>
-          <w:lang w:val="en-US"/>
-        </w:rPr>
-        <w:t xml:space="preserve">Dear </w:t>
-      </w:r>
-      <w:proofErr w:type="gramStart"/>
-      <w:r>
-        <w:rPr>
-          <w:lang w:val="en-US"/>
-        </w:rPr>
-        <w:t>Mr</w:t>
-      </w:r>
-      <w:r>
-        <w:rPr>
+          <w:noProof/>
+          <w:lang w:val="en-US"/>
+        </w:rPr>
+      </w:pPr>
+    </w:p>
+    <w:p>
+      <w:pPr>
+        <w:rPr>
+          <w:noProof/>
+          <w:lang w:val="en-US"/>
+        </w:rPr>
+      </w:pPr>
+      <w:r>
+        <w:rPr>
+          <w:noProof/>
+          <w:lang w:val="en-US"/>
+        </w:rPr>
+        <w:t>Dear Mr</w:t>
+      </w:r>
+      <w:r>
+        <w:rPr>
+          <w:noProof/>
+          <w:lang w:val="en-US"/>
+        </w:rPr>
+        <w:t>/Mrs</w:t>
+      </w:r>
+      <w:r>
+        <w:rPr>
+          <w:noProof/>
           <w:lang w:val="en-US"/>
         </w:rPr>
         <w:t>.</w:t>
       </w:r>
-      <w:proofErr w:type="gramEnd"/>
-      <w:r>
-        <w:rPr>
+      <w:r>
+        <w:rPr>
+          <w:noProof/>
           <w:lang w:val="en-US"/>
         </w:rPr>
         <w:t xml:space="preserve"> </w:t>
       </w:r>
       <w:r>
         <w:rPr>
+          <w:noProof/>
           <w:lang w:val="en-US"/>
         </w:rPr>
         <w:fldChar w:fldCharType="begin"/>
       </w:r>
       <w:r>
         <w:rPr>
+          <w:noProof/>
           <w:lang w:val="en-US"/>
         </w:rPr>
         <w:instrText xml:space="preserve"> MERGEFIELD  ${FIELD1} </w:instrText>
       </w:r>
       <w:r>
         <w:rPr>
+          <w:noProof/>
           <w:lang w:val="en-US"/>
         </w:rPr>
         <w:fldChar w:fldCharType="separate"/>
@@ -213,12 +241,14 @@
       </w:r>
       <w:r>
         <w:rPr>
+          <w:noProof/>
           <w:lang w:val="en-US"/>
         </w:rPr>
         <w:fldChar w:fldCharType="end"/>
       </w:r>
       <w:r>
         <w:rPr>
+          <w:noProof/>
           <w:lang w:val="en-US"/>
         </w:rPr>
         <w:t>,</w:t>
@@ -227,67 +257,130 @@
     <w:p>
       <w:pPr>
         <w:rPr>
-          <w:lang w:val="en-US"/>
-        </w:rPr>
-      </w:pPr>
-      <w:r>
-        <w:rPr>
-          <w:lang w:val="en-US"/>
-        </w:rPr>
-        <w:t xml:space="preserve">Our comprehensive expert report provides a detailed analysis of the damages sustained by your vehicle. Backed by years of experience and expertise, our team has meticulously assessed the extent of the damage. The report outlines the necessary repairs and estimated costs, ensuring transparency throughout the claims process. </w:t>
-      </w:r>
-    </w:p>
-    <w:p>
-      <w:pPr>
-        <w:rPr>
-          <w:lang w:val="en-US"/>
-        </w:rPr>
-      </w:pPr>
-      <w:r>
-        <w:rPr>
-          <w:lang w:val="en-US"/>
-        </w:rPr>
-        <w:t>With a focus on accuracy and integrity, our expert report serves as a reliable guide for your insurance claim. Rest assured, our goal is to facilitate a smooth and fair resolution to your car claim, based on the findings presented in our detailed report.</w:t>
-      </w:r>
-    </w:p>
-    <w:p>
-      <w:pPr>
-        <w:rPr>
-          <w:lang w:val="en-US"/>
-        </w:rPr>
-      </w:pPr>
-      <w:r>
-        <w:rPr>
+          <w:noProof/>
+          <w:lang w:val="en-US"/>
+        </w:rPr>
+      </w:pPr>
+    </w:p>
+    <w:p>
+      <w:pPr>
+        <w:rPr>
+          <w:noProof/>
+          <w:lang w:val="en-US"/>
+        </w:rPr>
+      </w:pPr>
+      <w:r>
+        <w:rPr>
+          <w:noProof/>
+          <w:lang w:val="en-US"/>
+        </w:rPr>
+        <w:t xml:space="preserve">Our comprehensive claims review provides a detailed assessment of your life annuity claim. Backed by years of experience, our team has carefully evaluated the relevant documentation and claim details. The report outlines the benefit review, eligibility determination, and any applicable payment calculations, ensuring transparency throughout the claims process. </w:t>
+      </w:r>
+    </w:p>
+    <w:p>
+      <w:pPr>
+        <w:rPr>
+          <w:noProof/>
+          <w:lang w:val="en-US"/>
+        </w:rPr>
+      </w:pPr>
+    </w:p>
+    <w:p>
+      <w:pPr>
+        <w:rPr>
+          <w:noProof/>
+          <w:lang w:val="en-US"/>
+        </w:rPr>
+      </w:pPr>
+      <w:r>
+        <w:rPr>
+          <w:noProof/>
+          <w:lang w:val="en-US"/>
+        </w:rPr>
+        <w:t>With a focus on accuracy and integrity, our claims report serves as a reliable guide for your life annuity claim. Rest assured, our goal is to support a smooth</w:t>
+      </w:r>
+      <w:r>
+        <w:rPr>
+          <w:noProof/>
+          <w:lang w:val="en-US"/>
+        </w:rPr>
+        <w:t>,</w:t>
+      </w:r>
+      <w:r>
+        <w:rPr>
+          <w:noProof/>
+          <w:lang w:val="en-US"/>
+        </w:rPr>
+        <w:t xml:space="preserve"> fair resolution based on the findings </w:t>
+      </w:r>
+      <w:r>
+        <w:rPr>
+          <w:noProof/>
+          <w:lang w:val="en-US"/>
+        </w:rPr>
+        <w:t>of</w:t>
+      </w:r>
+      <w:r>
+        <w:rPr>
+          <w:noProof/>
+          <w:lang w:val="en-US"/>
+        </w:rPr>
+        <w:t xml:space="preserve"> our detailed review.</w:t>
+      </w:r>
+    </w:p>
+    <w:p>
+      <w:pPr>
+        <w:rPr>
+          <w:noProof/>
+          <w:lang w:val="en-US"/>
+        </w:rPr>
+      </w:pPr>
+    </w:p>
+    <w:p>
+      <w:pPr>
+        <w:rPr>
+          <w:noProof/>
+          <w:lang w:val="en-US"/>
+        </w:rPr>
+      </w:pPr>
+      <w:r>
+        <w:rPr>
+          <w:noProof/>
           <w:lang w:val="en-US"/>
         </w:rPr>
         <w:t>The</w:t>
       </w:r>
       <w:r>
         <w:rPr>
-          <w:lang w:val="en-US"/>
-        </w:rPr>
-        <w:t xml:space="preserve"> repair</w:t>
-      </w:r>
-      <w:r>
-        <w:rPr>
-          <w:lang w:val="en-US"/>
-        </w:rPr>
-        <w:t xml:space="preserve"> estimation is around </w:t>
-      </w:r>
-      <w:r>
-        <w:rPr>
+          <w:noProof/>
+          <w:lang w:val="en-US"/>
+        </w:rPr>
+        <w:t xml:space="preserve"> </w:t>
+      </w:r>
+      <w:r>
+        <w:rPr>
+          <w:noProof/>
+          <w:lang w:val="en-US"/>
+        </w:rPr>
+        <w:t xml:space="preserve">payment  </w:t>
+      </w:r>
+      <w:r>
+        <w:rPr>
+          <w:noProof/>
           <w:lang w:val="en-US"/>
         </w:rPr>
         <w:fldChar w:fldCharType="begin"/>
       </w:r>
       <w:r>
         <w:rPr>
+          <w:noProof/>
           <w:lang w:val="en-US"/>
         </w:rPr>
         <w:instrText xml:space="preserve"> MERGEFIELD  ${FIELD4} </w:instrText>
       </w:r>
       <w:r>
         <w:rPr>
+          <w:noProof/>
           <w:lang w:val="en-US"/>
         </w:rPr>
         <w:fldChar w:fldCharType="separate"/>
@@ -301,30 +394,70 @@
       </w:r>
       <w:r>
         <w:rPr>
+          <w:noProof/>
           <w:lang w:val="en-US"/>
         </w:rPr>
         <w:fldChar w:fldCharType="end"/>
       </w:r>
       <w:r>
         <w:rPr>
-          <w:lang w:val="en-US"/>
-        </w:rPr>
-        <w:t xml:space="preserve"> for the following car </w:t>
-      </w:r>
-      <w:r>
-        <w:rPr>
+          <w:noProof/>
+          <w:lang w:val="en-US"/>
+        </w:rPr>
+        <w:t xml:space="preserve"> </w:t>
+      </w:r>
+      <w:r>
+        <w:rPr>
+          <w:noProof/>
+          <w:lang w:val="en-US"/>
+        </w:rPr>
+        <w:t>will be  to</w:t>
+      </w:r>
+      <w:r>
+        <w:rPr>
+          <w:noProof/>
+          <w:lang w:val="en-US"/>
+        </w:rPr>
+        <w:t xml:space="preserve"> the </w:t>
+      </w:r>
+      <w:r>
+        <w:rPr>
+          <w:noProof/>
+          <w:lang w:val="en-US"/>
+        </w:rPr>
+        <w:t xml:space="preserve">beneficiary </w:t>
+      </w:r>
+      <w:r>
+        <w:rPr>
+          <w:noProof/>
           <w:lang w:val="en-US"/>
         </w:rPr>
         <w:fldChar w:fldCharType="begin"/>
       </w:r>
       <w:r>
         <w:rPr>
-          <w:lang w:val="en-US"/>
-        </w:rPr>
-        <w:instrText xml:space="preserve"> MERGEFIELD  ${FIELD2} </w:instrText>
-      </w:r>
-      <w:r>
-        <w:rPr>
+          <w:noProof/>
+          <w:lang w:val="en-US"/>
+        </w:rPr>
+        <w:instrText xml:space="preserve"> MERGEFIELD  ${FIELD</w:instrText>
+      </w:r>
+      <w:r>
+        <w:rPr>
+          <w:noProof/>
+          <w:lang w:val="en-US"/>
+        </w:rPr>
+        <w:instrText>1</w:instrText>
+      </w:r>
+      <w:r>
+        <w:rPr>
+          <w:noProof/>
+          <w:lang w:val="en-US"/>
+        </w:rPr>
+        <w:instrText xml:space="preserve">} </w:instrText>
+      </w:r>
+      <w:r>
+        <w:rPr>
+          <w:noProof/>
           <w:lang w:val="en-US"/>
         </w:rPr>
         <w:fldChar w:fldCharType="separate"/>
@@ -334,10 +467,11 @@
           <w:noProof/>
           <w:lang w:val="en-US"/>
         </w:rPr>
-        <w:t>«${FIELD2}»</w:t>
-      </w:r>
-      <w:r>
-        <w:rPr>
+        <w:t>«${FIELD1}»</w:t>
+      </w:r>
+      <w:r>
+        <w:rPr>
+          <w:noProof/>
           <w:lang w:val="en-US"/>
         </w:rPr>
         <w:fldChar w:fldCharType="end"/>
@@ -345,67 +479,69 @@
     </w:p>
     <w:p>
       <w:pPr>
+        <w:rPr>
+          <w:noProof/>
+          <w:lang w:val="en-US"/>
+        </w:rPr>
+      </w:pPr>
+    </w:p>
+    <w:p>
+      <w:pPr>
         <w:spacing w:after="0"/>
         <w:rPr>
-          <w:lang w:val="en-US"/>
-        </w:rPr>
-      </w:pPr>
-      <w:r>
-        <w:rPr>
-          <w:lang w:val="en-US"/>
-        </w:rPr>
-        <w:t xml:space="preserve">Additional </w:t>
-      </w:r>
-      <w:proofErr w:type="gramStart"/>
-      <w:r>
-        <w:rPr>
-          <w:lang w:val="en-US"/>
-        </w:rPr>
-        <w:t>Information :</w:t>
-      </w:r>
-      <w:proofErr w:type="gramEnd"/>
-      <w:r>
-        <w:rPr>
+          <w:noProof/>
+          <w:lang w:val="en-US"/>
+        </w:rPr>
+      </w:pPr>
+      <w:r>
+        <w:rPr>
+          <w:noProof/>
+          <w:lang w:val="en-US"/>
+        </w:rPr>
+        <w:t xml:space="preserve">Additional Information : </w:t>
+      </w:r>
+    </w:p>
+    <w:p>
+      <w:pPr>
+        <w:spacing w:after="0"/>
+        <w:rPr>
+          <w:noProof/>
+          <w:lang w:val="en-US"/>
+        </w:rPr>
+      </w:pPr>
+    </w:p>
+    <w:p>
+      <w:pPr>
+        <w:spacing w:after="0"/>
+        <w:rPr>
+          <w:noProof/>
+          <w:lang w:val="en-US"/>
+        </w:rPr>
+      </w:pPr>
+      <w:r>
+        <w:rPr>
+          <w:noProof/>
           <w:lang w:val="en-US"/>
         </w:rPr>
         <w:t xml:space="preserve"> </w:t>
       </w:r>
-    </w:p>
-    <w:p>
-      <w:pPr>
-        <w:spacing w:after="0"/>
-        <w:rPr>
-          <w:lang w:val="en-US"/>
-        </w:rPr>
-      </w:pPr>
-    </w:p>
-    <w:p>
-      <w:pPr>
-        <w:spacing w:after="0"/>
-        <w:rPr>
-          <w:lang w:val="en-US"/>
-        </w:rPr>
-      </w:pPr>
-      <w:r>
-        <w:rPr>
-          <w:lang w:val="en-US"/>
-        </w:rPr>
-        <w:t xml:space="preserve"> </w:t>
-      </w:r>
-      <w:r>
-        <w:rPr>
+      <w:r>
+        <w:rPr>
+          <w:noProof/>
           <w:lang w:val="en-US"/>
         </w:rPr>
         <w:fldChar w:fldCharType="begin"/>
       </w:r>
       <w:r>
         <w:rPr>
+          <w:noProof/>
           <w:lang w:val="en-US"/>
         </w:rPr>
         <w:instrText xml:space="preserve"> MERGEFIELD  ${FIELD5} </w:instrText>
       </w:r>
       <w:r>
         <w:rPr>
+          <w:noProof/>
           <w:lang w:val="en-US"/>
         </w:rPr>
         <w:fldChar w:fldCharType="separate"/>
@@ -419,6 +555,7 @@
       </w:r>
       <w:r>
         <w:rPr>
+          <w:noProof/>
           <w:lang w:val="en-US"/>
         </w:rPr>
         <w:fldChar w:fldCharType="end"/>
@@ -460,7 +597,7 @@
 </file>
 
 <file path=word/endnotes.xml><?xml version="1.0" encoding="utf-8"?>
-<w:endnotes xmlns:wpc="http://schemas.microsoft.com/office/word/2010/wordprocessingCanvas" xmlns:cx="http://schemas.microsoft.com/office/drawing/2014/chartex" xmlns:cx1="http://schemas.microsoft.com/office/drawing/2015/9/8/chartex" xmlns:cx2="http://schemas.microsoft.com/office/drawing/2015/10/21/chartex" xmlns:cx3="http://schemas.microsoft.com/office/drawing/2016/5/9/chartex" xmlns:cx4="http://schemas.microsoft.com/office/drawing/2016/5/10/chartex" xmlns:cx5="http://schemas.microsoft.com/office/drawing/2016/5/11/chartex" xmlns:cx6="http://schemas.microsoft.com/office/drawing/2016/5/12/chartex" xmlns:cx7="http://schemas.microsoft.com/office/drawing/2016/5/13/chartex" xmlns:cx8="http://schemas.microsoft.com/office/drawing/2016/5/14/chartex" xmlns:mc="http://schemas.openxmlformats.org/markup-compatibility/2006" xmlns:aink="http://schemas.microsoft.com/office/drawing/2016/ink" xmlns:am3d="http://schemas.microsoft.com/office/drawing/2017/model3d" xmlns:o="urn:schemas-microsoft-com:office:office" xmlns:oel="http://schemas.microsoft.com/office/2019/extlst" xmlns:r="http://schemas.openxmlformats.org/officeDocument/2006/relationships" xmlns:m="http://schemas.openxmlformats.org/officeDocument/2006/math" xmlns:v="urn:schemas-microsoft-com:vml" xmlns:wp14="http://schemas.microsoft.com/office/word/2010/wordprocessingDrawing" xmlns:wp="http://schemas.openxmlformats.org/drawingml/2006/wordprocessingDrawing" xmlns:w10="urn:schemas-microsoft-com:office:word" xmlns:w="http://schemas.openxmlformats.org/wordprocessingml/2006/main" xmlns:w14="http://schemas.microsoft.com/office/word/2010/wordml" xmlns:w15="http://schemas.microsoft.com/office/word/2012/wordml" xmlns:w16cex="http://schemas.microsoft.com/office/word/2018/wordml/cex" xmlns:w16cid="http://schemas.microsoft.com/office/word/2016/wordml/cid" xmlns:w16="http://schemas.microsoft.com/office/word/2018/wordml" xmlns:w16sdtdh="http://schemas.microsoft.com/office/word/2020/wordml/sdtdatahash" xmlns:w16se="http://schemas.microsoft.com/office/word/2015/wordml/symex" xmlns:wpg="http://schemas.microsoft.com/office/word/2010/wordprocessingGroup" xmlns:wpi="http://schemas.microsoft.com/office/word/2010/wordprocessingInk" xmlns:wne="http://schemas.microsoft.com/office/word/2006/wordml" xmlns:wps="http://schemas.microsoft.com/office/word/2010/wordprocessingShape" mc:Ignorable="w14 w15 w16se w16cid w16 w16cex w16sdtdh wp14">
+<w:endnotes xmlns:wpc="http://schemas.microsoft.com/office/word/2010/wordprocessingCanvas" xmlns:cx="http://schemas.microsoft.com/office/drawing/2014/chartex" xmlns:cx1="http://schemas.microsoft.com/office/drawing/2015/9/8/chartex" xmlns:cx2="http://schemas.microsoft.com/office/drawing/2015/10/21/chartex" xmlns:cx3="http://schemas.microsoft.com/office/drawing/2016/5/9/chartex" xmlns:cx4="http://schemas.microsoft.com/office/drawing/2016/5/10/chartex" xmlns:cx5="http://schemas.microsoft.com/office/drawing/2016/5/11/chartex" xmlns:cx6="http://schemas.microsoft.com/office/drawing/2016/5/12/chartex" xmlns:cx7="http://schemas.microsoft.com/office/drawing/2016/5/13/chartex" xmlns:cx8="http://schemas.microsoft.com/office/drawing/2016/5/14/chartex" xmlns:mc="http://schemas.openxmlformats.org/markup-compatibility/2006" xmlns:aink="http://schemas.microsoft.com/office/drawing/2016/ink" xmlns:am3d="http://schemas.microsoft.com/office/drawing/2017/model3d" xmlns:o="urn:schemas-microsoft-com:office:office" xmlns:oel="http://schemas.microsoft.com/office/2019/extlst" xmlns:r="http://schemas.openxmlformats.org/officeDocument/2006/relationships" xmlns:m="http://schemas.openxmlformats.org/officeDocument/2006/math" xmlns:v="urn:schemas-microsoft-com:vml" xmlns:wp14="http://schemas.microsoft.com/office/word/2010/wordprocessingDrawing" xmlns:wp="http://schemas.openxmlformats.org/drawingml/2006/wordprocessingDrawing" xmlns:w10="urn:schemas-microsoft-com:office:word" xmlns:w="http://schemas.openxmlformats.org/wordprocessingml/2006/main" xmlns:w14="http://schemas.microsoft.com/office/word/2010/wordml" xmlns:w15="http://schemas.microsoft.com/office/word/2012/wordml" xmlns:w16cex="http://schemas.microsoft.com/office/word/2018/wordml/cex" xmlns:w16cid="http://schemas.microsoft.com/office/word/2016/wordml/cid" xmlns:w16="http://schemas.microsoft.com/office/word/2018/wordml" xmlns:w16du="http://schemas.microsoft.com/office/word/2023/wordml/word16du" xmlns:w16sdtdh="http://schemas.microsoft.com/office/word/2020/wordml/sdtdatahash" xmlns:w16sdtfl="http://schemas.microsoft.com/office/word/2024/wordml/sdtformatlock" xmlns:w16se="http://schemas.microsoft.com/office/word/2015/wordml/symex" xmlns:wpg="http://schemas.microsoft.com/office/word/2010/wordprocessingGroup" xmlns:wpi="http://schemas.microsoft.com/office/word/2010/wordprocessingInk" xmlns:wne="http://schemas.microsoft.com/office/word/2006/wordml" xmlns:wps="http://schemas.microsoft.com/office/word/2010/wordprocessingShape" mc:Ignorable="w14 w15 w16se w16cid w16 w16cex w16sdtdh w16sdtfl w16du wp14">
   <w:endnote w:type="separator" w:id="-1">
     <w:p>
       <w:pPr>
@@ -485,10 +622,10 @@
 </file>
 
 <file path=word/footer1.xml><?xml version="1.0" encoding="utf-8"?>
-<w:ftr xmlns:wpc="http://schemas.microsoft.com/office/word/2010/wordprocessingCanvas" xmlns:cx="http://schemas.microsoft.com/office/drawing/2014/chartex" xmlns:cx1="http://schemas.microsoft.com/office/drawing/2015/9/8/chartex" xmlns:cx2="http://schemas.microsoft.com/office/drawing/2015/10/21/chartex" xmlns:cx3="http://schemas.microsoft.com/office/drawing/2016/5/9/chartex" xmlns:cx4="http://schemas.microsoft.com/office/drawing/2016/5/10/chartex" xmlns:cx5="http://schemas.microsoft.com/office/drawing/2016/5/11/chartex" xmlns:cx6="http://schemas.microsoft.com/office/drawing/2016/5/12/chartex" xmlns:cx7="http://schemas.microsoft.com/office/drawing/2016/5/13/chartex" xmlns:cx8="http://schemas.microsoft.com/office/drawing/2016/5/14/chartex" xmlns:mc="http://schemas.openxmlformats.org/markup-compatibility/2006" xmlns:aink="http://schemas.microsoft.com/office/drawing/2016/ink" xmlns:am3d="http://schemas.microsoft.com/office/drawing/2017/model3d" xmlns:o="urn:schemas-microsoft-com:office:office" xmlns:oel="http://schemas.microsoft.com/office/2019/extlst" xmlns:r="http://schemas.openxmlformats.org/officeDocument/2006/relationships" xmlns:m="http://schemas.openxmlformats.org/officeDocument/2006/math" xmlns:v="urn:schemas-microsoft-com:vml" xmlns:wp14="http://schemas.microsoft.com/office/word/2010/wordprocessingDrawing" xmlns:wp="http://schemas.openxmlformats.org/drawingml/2006/wordprocessingDrawing" xmlns:w10="urn:schemas-microsoft-com:office:word" xmlns:w="http://schemas.openxmlformats.org/wordprocessingml/2006/main" xmlns:w14="http://schemas.microsoft.com/office/word/2010/wordml" xmlns:w15="http://schemas.microsoft.com/office/word/2012/wordml" xmlns:w16cex="http://schemas.microsoft.com/office/word/2018/wordml/cex" xmlns:w16cid="http://schemas.microsoft.com/office/word/2016/wordml/cid" xmlns:w16="http://schemas.microsoft.com/office/word/2018/wordml" xmlns:w16sdtdh="http://schemas.microsoft.com/office/word/2020/wordml/sdtdatahash" xmlns:w16se="http://schemas.microsoft.com/office/word/2015/wordml/symex" xmlns:wpg="http://schemas.microsoft.com/office/word/2010/wordprocessingGroup" xmlns:wpi="http://schemas.microsoft.com/office/word/2010/wordprocessingInk" xmlns:wne="http://schemas.microsoft.com/office/word/2006/wordml" xmlns:wps="http://schemas.microsoft.com/office/word/2010/wordprocessingShape" mc:Ignorable="w14 w15 w16se w16cid w16 w16cex w16sdtdh wp14">
+<w:ftr xmlns:wpc="http://schemas.microsoft.com/office/word/2010/wordprocessingCanvas" xmlns:cx="http://schemas.microsoft.com/office/drawing/2014/chartex" xmlns:cx1="http://schemas.microsoft.com/office/drawing/2015/9/8/chartex" xmlns:cx2="http://schemas.microsoft.com/office/drawing/2015/10/21/chartex" xmlns:cx3="http://schemas.microsoft.com/office/drawing/2016/5/9/chartex" xmlns:cx4="http://schemas.microsoft.com/office/drawing/2016/5/10/chartex" xmlns:cx5="http://schemas.microsoft.com/office/drawing/2016/5/11/chartex" xmlns:cx6="http://schemas.microsoft.com/office/drawing/2016/5/12/chartex" xmlns:cx7="http://schemas.microsoft.com/office/drawing/2016/5/13/chartex" xmlns:cx8="http://schemas.microsoft.com/office/drawing/2016/5/14/chartex" xmlns:mc="http://schemas.openxmlformats.org/markup-compatibility/2006" xmlns:aink="http://schemas.microsoft.com/office/drawing/2016/ink" xmlns:am3d="http://schemas.microsoft.com/office/drawing/2017/model3d" xmlns:o="urn:schemas-microsoft-com:office:office" xmlns:oel="http://schemas.microsoft.com/office/2019/extlst" xmlns:r="http://schemas.openxmlformats.org/officeDocument/2006/relationships" xmlns:m="http://schemas.openxmlformats.org/officeDocument/2006/math" xmlns:v="urn:schemas-microsoft-com:vml" xmlns:wp14="http://schemas.microsoft.com/office/word/2010/wordprocessingDrawing" xmlns:wp="http://schemas.openxmlformats.org/drawingml/2006/wordprocessingDrawing" xmlns:w10="urn:schemas-microsoft-com:office:word" xmlns:w="http://schemas.openxmlformats.org/wordprocessingml/2006/main" xmlns:w14="http://schemas.microsoft.com/office/word/2010/wordml" xmlns:w15="http://schemas.microsoft.com/office/word/2012/wordml" xmlns:w16cex="http://schemas.microsoft.com/office/word/2018/wordml/cex" xmlns:w16cid="http://schemas.microsoft.com/office/word/2016/wordml/cid" xmlns:w16="http://schemas.microsoft.com/office/word/2018/wordml" xmlns:w16du="http://schemas.microsoft.com/office/word/2023/wordml/word16du" xmlns:w16sdtdh="http://schemas.microsoft.com/office/word/2020/wordml/sdtdatahash" xmlns:w16sdtfl="http://schemas.microsoft.com/office/word/2024/wordml/sdtformatlock" xmlns:w16se="http://schemas.microsoft.com/office/word/2015/wordml/symex" xmlns:wpg="http://schemas.microsoft.com/office/word/2010/wordprocessingGroup" xmlns:wpi="http://schemas.microsoft.com/office/word/2010/wordprocessingInk" xmlns:wne="http://schemas.microsoft.com/office/word/2006/wordml" xmlns:wps="http://schemas.microsoft.com/office/word/2010/wordprocessingShape" mc:Ignorable="w14 w15 w16se w16cid w16 w16cex w16sdtdh w16sdtfl w16du wp14">
   <w:p>
     <w:pPr>
-      <w:pStyle w:val="Footer"/>
+      <w:pStyle w:val="Pieddepage"/>
       <w:jc w:val="right"/>
     </w:pPr>
     <w:bookmarkStart w:id="0" w:name="QRCode"/>
@@ -552,7 +689,7 @@
 </file>
 
 <file path=word/footnotes.xml><?xml version="1.0" encoding="utf-8"?>
-<w:footnotes xmlns:wpc="http://schemas.microsoft.com/office/word/2010/wordprocessingCanvas" xmlns:cx="http://schemas.microsoft.com/office/drawing/2014/chartex" xmlns:cx1="http://schemas.microsoft.com/office/drawing/2015/9/8/chartex" xmlns:cx2="http://schemas.microsoft.com/office/drawing/2015/10/21/chartex" xmlns:cx3="http://schemas.microsoft.com/office/drawing/2016/5/9/chartex" xmlns:cx4="http://schemas.microsoft.com/office/drawing/2016/5/10/chartex" xmlns:cx5="http://schemas.microsoft.com/office/drawing/2016/5/11/chartex" xmlns:cx6="http://schemas.microsoft.com/office/drawing/2016/5/12/chartex" xmlns:cx7="http://schemas.microsoft.com/office/drawing/2016/5/13/chartex" xmlns:cx8="http://schemas.microsoft.com/office/drawing/2016/5/14/chartex" xmlns:mc="http://schemas.openxmlformats.org/markup-compatibility/2006" xmlns:aink="http://schemas.microsoft.com/office/drawing/2016/ink" xmlns:am3d="http://schemas.microsoft.com/office/drawing/2017/model3d" xmlns:o="urn:schemas-microsoft-com:office:office" xmlns:oel="http://schemas.microsoft.com/office/2019/extlst" xmlns:r="http://schemas.openxmlformats.org/officeDocument/2006/relationships" xmlns:m="http://schemas.openxmlformats.org/officeDocument/2006/math" xmlns:v="urn:schemas-microsoft-com:vml" xmlns:wp14="http://schemas.microsoft.com/office/word/2010/wordprocessingDrawing" xmlns:wp="http://schemas.openxmlformats.org/drawingml/2006/wordprocessingDrawing" xmlns:w10="urn:schemas-microsoft-com:office:word" xmlns:w="http://schemas.openxmlformats.org/wordprocessingml/2006/main" xmlns:w14="http://schemas.microsoft.com/office/word/2010/wordml" xmlns:w15="http://schemas.microsoft.com/office/word/2012/wordml" xmlns:w16cex="http://schemas.microsoft.com/office/word/2018/wordml/cex" xmlns:w16cid="http://schemas.microsoft.com/office/word/2016/wordml/cid" xmlns:w16="http://schemas.microsoft.com/office/word/2018/wordml" xmlns:w16sdtdh="http://schemas.microsoft.com/office/word/2020/wordml/sdtdatahash" xmlns:w16se="http://schemas.microsoft.com/office/word/2015/wordml/symex" xmlns:wpg="http://schemas.microsoft.com/office/word/2010/wordprocessingGroup" xmlns:wpi="http://schemas.microsoft.com/office/word/2010/wordprocessingInk" xmlns:wne="http://schemas.microsoft.com/office/word/2006/wordml" xmlns:wps="http://schemas.microsoft.com/office/word/2010/wordprocessingShape" mc:Ignorable="w14 w15 w16se w16cid w16 w16cex w16sdtdh wp14">
+<w:footnotes xmlns:wpc="http://schemas.microsoft.com/office/word/2010/wordprocessingCanvas" xmlns:cx="http://schemas.microsoft.com/office/drawing/2014/chartex" xmlns:cx1="http://schemas.microsoft.com/office/drawing/2015/9/8/chartex" xmlns:cx2="http://schemas.microsoft.com/office/drawing/2015/10/21/chartex" xmlns:cx3="http://schemas.microsoft.com/office/drawing/2016/5/9/chartex" xmlns:cx4="http://schemas.microsoft.com/office/drawing/2016/5/10/chartex" xmlns:cx5="http://schemas.microsoft.com/office/drawing/2016/5/11/chartex" xmlns:cx6="http://schemas.microsoft.com/office/drawing/2016/5/12/chartex" xmlns:cx7="http://schemas.microsoft.com/office/drawing/2016/5/13/chartex" xmlns:cx8="http://schemas.microsoft.com/office/drawing/2016/5/14/chartex" xmlns:mc="http://schemas.openxmlformats.org/markup-compatibility/2006" xmlns:aink="http://schemas.microsoft.com/office/drawing/2016/ink" xmlns:am3d="http://schemas.microsoft.com/office/drawing/2017/model3d" xmlns:o="urn:schemas-microsoft-com:office:office" xmlns:oel="http://schemas.microsoft.com/office/2019/extlst" xmlns:r="http://schemas.openxmlformats.org/officeDocument/2006/relationships" xmlns:m="http://schemas.openxmlformats.org/officeDocument/2006/math" xmlns:v="urn:schemas-microsoft-com:vml" xmlns:wp14="http://schemas.microsoft.com/office/word/2010/wordprocessingDrawing" xmlns:wp="http://schemas.openxmlformats.org/drawingml/2006/wordprocessingDrawing" xmlns:w10="urn:schemas-microsoft-com:office:word" xmlns:w="http://schemas.openxmlformats.org/wordprocessingml/2006/main" xmlns:w14="http://schemas.microsoft.com/office/word/2010/wordml" xmlns:w15="http://schemas.microsoft.com/office/word/2012/wordml" xmlns:w16cex="http://schemas.microsoft.com/office/word/2018/wordml/cex" xmlns:w16cid="http://schemas.microsoft.com/office/word/2016/wordml/cid" xmlns:w16="http://schemas.microsoft.com/office/word/2018/wordml" xmlns:w16du="http://schemas.microsoft.com/office/word/2023/wordml/word16du" xmlns:w16sdtdh="http://schemas.microsoft.com/office/word/2020/wordml/sdtdatahash" xmlns:w16sdtfl="http://schemas.microsoft.com/office/word/2024/wordml/sdtformatlock" xmlns:w16se="http://schemas.microsoft.com/office/word/2015/wordml/symex" xmlns:wpg="http://schemas.microsoft.com/office/word/2010/wordprocessingGroup" xmlns:wpi="http://schemas.microsoft.com/office/word/2010/wordprocessingInk" xmlns:wne="http://schemas.microsoft.com/office/word/2006/wordml" xmlns:wps="http://schemas.microsoft.com/office/word/2010/wordprocessingShape" mc:Ignorable="w14 w15 w16se w16cid w16 w16cex w16sdtdh w16sdtfl w16du wp14">
   <w:footnote w:type="separator" w:id="-1">
     <w:p>
       <w:pPr>
@@ -577,10 +714,10 @@
 </file>
 
 <file path=word/header1.xml><?xml version="1.0" encoding="utf-8"?>
-<w:hdr xmlns:wpc="http://schemas.microsoft.com/office/word/2010/wordprocessingCanvas" xmlns:cx="http://schemas.microsoft.com/office/drawing/2014/chartex" xmlns:cx1="http://schemas.microsoft.com/office/drawing/2015/9/8/chartex" xmlns:cx2="http://schemas.microsoft.com/office/drawing/2015/10/21/chartex" xmlns:cx3="http://schemas.microsoft.com/office/drawing/2016/5/9/chartex" xmlns:cx4="http://schemas.microsoft.com/office/drawing/2016/5/10/chartex" xmlns:cx5="http://schemas.microsoft.com/office/drawing/2016/5/11/chartex" xmlns:cx6="http://schemas.microsoft.com/office/drawing/2016/5/12/chartex" xmlns:cx7="http://schemas.microsoft.com/office/drawing/2016/5/13/chartex" xmlns:cx8="http://schemas.microsoft.com/office/drawing/2016/5/14/chartex" xmlns:mc="http://schemas.openxmlformats.org/markup-compatibility/2006" xmlns:aink="http://schemas.microsoft.com/office/drawing/2016/ink" xmlns:am3d="http://schemas.microsoft.com/office/drawing/2017/model3d" xmlns:o="urn:schemas-microsoft-com:office:office" xmlns:oel="http://schemas.microsoft.com/office/2019/extlst" xmlns:r="http://schemas.openxmlformats.org/officeDocument/2006/relationships" xmlns:m="http://schemas.openxmlformats.org/officeDocument/2006/math" xmlns:v="urn:schemas-microsoft-com:vml" xmlns:wp14="http://schemas.microsoft.com/office/word/2010/wordprocessingDrawing" xmlns:wp="http://schemas.openxmlformats.org/drawingml/2006/wordprocessingDrawing" xmlns:w10="urn:schemas-microsoft-com:office:word" xmlns:w="http://schemas.openxmlformats.org/wordprocessingml/2006/main" xmlns:w14="http://schemas.microsoft.com/office/word/2010/wordml" xmlns:w15="http://schemas.microsoft.com/office/word/2012/wordml" xmlns:w16cex="http://schemas.microsoft.com/office/word/2018/wordml/cex" xmlns:w16cid="http://schemas.microsoft.com/office/word/2016/wordml/cid" xmlns:w16="http://schemas.microsoft.com/office/word/2018/wordml" xmlns:w16sdtdh="http://schemas.microsoft.com/office/word/2020/wordml/sdtdatahash" xmlns:w16se="http://schemas.microsoft.com/office/word/2015/wordml/symex" xmlns:wpg="http://schemas.microsoft.com/office/word/2010/wordprocessingGroup" xmlns:wpi="http://schemas.microsoft.com/office/word/2010/wordprocessingInk" xmlns:wne="http://schemas.microsoft.com/office/word/2006/wordml" xmlns:wps="http://schemas.microsoft.com/office/word/2010/wordprocessingShape" mc:Ignorable="w14 w15 w16se w16cid w16 w16cex w16sdtdh wp14">
+<w:hdr xmlns:wpc="http://schemas.microsoft.com/office/word/2010/wordprocessingCanvas" xmlns:cx="http://schemas.microsoft.com/office/drawing/2014/chartex" xmlns:cx1="http://schemas.microsoft.com/office/drawing/2015/9/8/chartex" xmlns:cx2="http://schemas.microsoft.com/office/drawing/2015/10/21/chartex" xmlns:cx3="http://schemas.microsoft.com/office/drawing/2016/5/9/chartex" xmlns:cx4="http://schemas.microsoft.com/office/drawing/2016/5/10/chartex" xmlns:cx5="http://schemas.microsoft.com/office/drawing/2016/5/11/chartex" xmlns:cx6="http://schemas.microsoft.com/office/drawing/2016/5/12/chartex" xmlns:cx7="http://schemas.microsoft.com/office/drawing/2016/5/13/chartex" xmlns:cx8="http://schemas.microsoft.com/office/drawing/2016/5/14/chartex" xmlns:mc="http://schemas.openxmlformats.org/markup-compatibility/2006" xmlns:aink="http://schemas.microsoft.com/office/drawing/2016/ink" xmlns:am3d="http://schemas.microsoft.com/office/drawing/2017/model3d" xmlns:o="urn:schemas-microsoft-com:office:office" xmlns:oel="http://schemas.microsoft.com/office/2019/extlst" xmlns:r="http://schemas.openxmlformats.org/officeDocument/2006/relationships" xmlns:m="http://schemas.openxmlformats.org/officeDocument/2006/math" xmlns:v="urn:schemas-microsoft-com:vml" xmlns:wp14="http://schemas.microsoft.com/office/word/2010/wordprocessingDrawing" xmlns:wp="http://schemas.openxmlformats.org/drawingml/2006/wordprocessingDrawing" xmlns:w10="urn:schemas-microsoft-com:office:word" xmlns:w="http://schemas.openxmlformats.org/wordprocessingml/2006/main" xmlns:w14="http://schemas.microsoft.com/office/word/2010/wordml" xmlns:w15="http://schemas.microsoft.com/office/word/2012/wordml" xmlns:w16cex="http://schemas.microsoft.com/office/word/2018/wordml/cex" xmlns:w16cid="http://schemas.microsoft.com/office/word/2016/wordml/cid" xmlns:w16="http://schemas.microsoft.com/office/word/2018/wordml" xmlns:w16du="http://schemas.microsoft.com/office/word/2023/wordml/word16du" xmlns:w16sdtdh="http://schemas.microsoft.com/office/word/2020/wordml/sdtdatahash" xmlns:w16sdtfl="http://schemas.microsoft.com/office/word/2024/wordml/sdtformatlock" xmlns:w16se="http://schemas.microsoft.com/office/word/2015/wordml/symex" xmlns:wpg="http://schemas.microsoft.com/office/word/2010/wordprocessingGroup" xmlns:wpi="http://schemas.microsoft.com/office/word/2010/wordprocessingInk" xmlns:wne="http://schemas.microsoft.com/office/word/2006/wordml" xmlns:wps="http://schemas.microsoft.com/office/word/2010/wordprocessingShape" mc:Ignorable="w14 w15 w16se w16cid w16 w16cex w16sdtdh w16sdtfl w16du wp14">
   <w:tbl>
     <w:tblPr>
-      <w:tblStyle w:val="TableGrid"/>
+      <w:tblStyle w:val="Grilledutableau"/>
       <w:tblW w:w="2757" w:type="dxa"/>
       <w:tblBorders>
         <w:top w:val="none" w:sz="0" w:space="0" w:color="auto"/>
@@ -593,7 +730,7 @@
       <w:tblLook w:val="04A0" w:firstRow="1" w:lastRow="0" w:firstColumn="1" w:lastColumn="0" w:noHBand="0" w:noVBand="1"/>
     </w:tblPr>
     <w:tblGrid>
-      <w:gridCol w:w="3716"/>
+      <w:gridCol w:w="2535"/>
       <w:gridCol w:w="222"/>
     </w:tblGrid>
     <w:tr>
@@ -606,17 +743,17 @@
         </w:tcPr>
         <w:p>
           <w:pPr>
-            <w:pStyle w:val="Header"/>
+            <w:pStyle w:val="En-tte"/>
           </w:pPr>
           <w:r>
             <w:rPr>
               <w:noProof/>
             </w:rPr>
             <w:drawing>
-              <wp:inline distT="0" distB="0" distL="0" distR="0" wp14:anchorId="315CB640" wp14:editId="5656D392">
-                <wp:extent cx="2218690" cy="787540"/>
-                <wp:effectExtent l="0" t="0" r="3810" b="0"/>
-                <wp:docPr id="338370969" name="Picture 1"/>
+              <wp:inline distT="0" distB="0" distL="0" distR="0" wp14:anchorId="4E46BC7A" wp14:editId="47A0647B">
+                <wp:extent cx="617418" cy="606490"/>
+                <wp:effectExtent l="0" t="0" r="5080" b="3175"/>
+                <wp:docPr id="318511398" name="Image 1"/>
                 <wp:cNvGraphicFramePr>
                   <a:graphicFrameLocks xmlns:a="http://schemas.openxmlformats.org/drawingml/2006/main" noChangeAspect="1"/>
                 </wp:cNvGraphicFramePr>
@@ -624,7 +761,7 @@
                   <a:graphicData uri="http://schemas.openxmlformats.org/drawingml/2006/picture">
                     <pic:pic xmlns:pic="http://schemas.openxmlformats.org/drawingml/2006/picture">
                       <pic:nvPicPr>
-                        <pic:cNvPr id="338370969" name="Picture 338370969"/>
+                        <pic:cNvPr id="318511398" name="Image 318511398"/>
                         <pic:cNvPicPr/>
                       </pic:nvPicPr>
                       <pic:blipFill>
@@ -642,7 +779,7 @@
                       <pic:spPr>
                         <a:xfrm>
                           <a:off x="0" y="0"/>
-                          <a:ext cx="2313197" cy="821086"/>
+                          <a:ext cx="624558" cy="613504"/>
                         </a:xfrm>
                         <a:prstGeom prst="rect">
                           <a:avLst/>
@@ -662,7 +799,7 @@
         </w:tcPr>
         <w:p>
           <w:pPr>
-            <w:pStyle w:val="Header"/>
+            <w:pStyle w:val="En-tte"/>
             <w:jc w:val="right"/>
           </w:pPr>
         </w:p>
@@ -671,7 +808,7 @@
   </w:tbl>
   <w:p>
     <w:pPr>
-      <w:pStyle w:val="Header"/>
+      <w:pStyle w:val="En-tte"/>
       <w:jc w:val="right"/>
     </w:pPr>
   </w:p>
@@ -679,7 +816,7 @@
 </file>
 
 <file path=word/numbering.xml><?xml version="1.0" encoding="utf-8"?>
-<w:numbering xmlns:wpc="http://schemas.microsoft.com/office/word/2010/wordprocessingCanvas" xmlns:cx="http://schemas.microsoft.com/office/drawing/2014/chartex" xmlns:cx1="http://schemas.microsoft.com/office/drawing/2015/9/8/chartex" xmlns:cx2="http://schemas.microsoft.com/office/drawing/2015/10/21/chartex" xmlns:cx3="http://schemas.microsoft.com/office/drawing/2016/5/9/chartex" xmlns:cx4="http://schemas.microsoft.com/office/drawing/2016/5/10/chartex" xmlns:cx5="http://schemas.microsoft.com/office/drawing/2016/5/11/chartex" xmlns:cx6="http://schemas.microsoft.com/office/drawing/2016/5/12/chartex" xmlns:cx7="http://schemas.microsoft.com/office/drawing/2016/5/13/chartex" xmlns:cx8="http://schemas.microsoft.com/office/drawing/2016/5/14/chartex" xmlns:mc="http://schemas.openxmlformats.org/markup-compatibility/2006" xmlns:aink="http://schemas.microsoft.com/office/drawing/2016/ink" xmlns:am3d="http://schemas.microsoft.com/office/drawing/2017/model3d" xmlns:o="urn:schemas-microsoft-com:office:office" xmlns:oel="http://schemas.microsoft.com/office/2019/extlst" xmlns:r="http://schemas.openxmlformats.org/officeDocument/2006/relationships" xmlns:m="http://schemas.openxmlformats.org/officeDocument/2006/math" xmlns:v="urn:schemas-microsoft-com:vml" xmlns:wp14="http://schemas.microsoft.com/office/word/2010/wordprocessingDrawing" xmlns:wp="http://schemas.openxmlformats.org/drawingml/2006/wordprocessingDrawing" xmlns:w10="urn:schemas-microsoft-com:office:word" xmlns:w="http://schemas.openxmlformats.org/wordprocessingml/2006/main" xmlns:w14="http://schemas.microsoft.com/office/word/2010/wordml" xmlns:w15="http://schemas.microsoft.com/office/word/2012/wordml" xmlns:w16cex="http://schemas.microsoft.com/office/word/2018/wordml/cex" xmlns:w16cid="http://schemas.microsoft.com/office/word/2016/wordml/cid" xmlns:w16="http://schemas.microsoft.com/office/word/2018/wordml" xmlns:w16sdtdh="http://schemas.microsoft.com/office/word/2020/wordml/sdtdatahash" xmlns:w16se="http://schemas.microsoft.com/office/word/2015/wordml/symex" xmlns:wpg="http://schemas.microsoft.com/office/word/2010/wordprocessingGroup" xmlns:wpi="http://schemas.microsoft.com/office/word/2010/wordprocessingInk" xmlns:wne="http://schemas.microsoft.com/office/word/2006/wordml" xmlns:wps="http://schemas.microsoft.com/office/word/2010/wordprocessingShape" mc:Ignorable="w14 w15 w16se w16cid w16 w16cex w16sdtdh wp14">
+<w:numbering xmlns:wpc="http://schemas.microsoft.com/office/word/2010/wordprocessingCanvas" xmlns:cx="http://schemas.microsoft.com/office/drawing/2014/chartex" xmlns:cx1="http://schemas.microsoft.com/office/drawing/2015/9/8/chartex" xmlns:cx2="http://schemas.microsoft.com/office/drawing/2015/10/21/chartex" xmlns:cx3="http://schemas.microsoft.com/office/drawing/2016/5/9/chartex" xmlns:cx4="http://schemas.microsoft.com/office/drawing/2016/5/10/chartex" xmlns:cx5="http://schemas.microsoft.com/office/drawing/2016/5/11/chartex" xmlns:cx6="http://schemas.microsoft.com/office/drawing/2016/5/12/chartex" xmlns:cx7="http://schemas.microsoft.com/office/drawing/2016/5/13/chartex" xmlns:cx8="http://schemas.microsoft.com/office/drawing/2016/5/14/chartex" xmlns:mc="http://schemas.openxmlformats.org/markup-compatibility/2006" xmlns:aink="http://schemas.microsoft.com/office/drawing/2016/ink" xmlns:am3d="http://schemas.microsoft.com/office/drawing/2017/model3d" xmlns:o="urn:schemas-microsoft-com:office:office" xmlns:oel="http://schemas.microsoft.com/office/2019/extlst" xmlns:r="http://schemas.openxmlformats.org/officeDocument/2006/relationships" xmlns:m="http://schemas.openxmlformats.org/officeDocument/2006/math" xmlns:v="urn:schemas-microsoft-com:vml" xmlns:wp14="http://schemas.microsoft.com/office/word/2010/wordprocessingDrawing" xmlns:wp="http://schemas.openxmlformats.org/drawingml/2006/wordprocessingDrawing" xmlns:w10="urn:schemas-microsoft-com:office:word" xmlns:w="http://schemas.openxmlformats.org/wordprocessingml/2006/main" xmlns:w14="http://schemas.microsoft.com/office/word/2010/wordml" xmlns:w15="http://schemas.microsoft.com/office/word/2012/wordml" xmlns:w16cex="http://schemas.microsoft.com/office/word/2018/wordml/cex" xmlns:w16cid="http://schemas.microsoft.com/office/word/2016/wordml/cid" xmlns:w16="http://schemas.microsoft.com/office/word/2018/wordml" xmlns:w16du="http://schemas.microsoft.com/office/word/2023/wordml/word16du" xmlns:w16sdtdh="http://schemas.microsoft.com/office/word/2020/wordml/sdtdatahash" xmlns:w16sdtfl="http://schemas.microsoft.com/office/word/2024/wordml/sdtformatlock" xmlns:w16se="http://schemas.microsoft.com/office/word/2015/wordml/symex" xmlns:wpg="http://schemas.microsoft.com/office/word/2010/wordprocessingGroup" xmlns:wpi="http://schemas.microsoft.com/office/word/2010/wordprocessingInk" xmlns:wne="http://schemas.microsoft.com/office/word/2006/wordml" xmlns:wps="http://schemas.microsoft.com/office/word/2010/wordprocessingShape" mc:Ignorable="w14 w15 w16se w16cid w16 w16cex w16sdtdh w16sdtfl w16du wp14">
   <w:abstractNum w:abstractNumId="0" w15:restartNumberingAfterBreak="0">
     <w:nsid w:val="2C880799"/>
     <w:multiLevelType w:val="hybridMultilevel"/>
@@ -687,7 +824,7 @@
     <w:lvl w:ilvl="0" w:tplc="CB423BDA">
       <w:start w:val="1"/>
       <w:numFmt w:val="bullet"/>
-      <w:pStyle w:val="ListBullet"/>
+      <w:pStyle w:val="Listepuces"/>
       <w:lvlText w:val=""/>
       <w:lvlJc w:val="left"/>
       <w:pPr>
@@ -801,7 +938,7 @@
 </file>
 
 <file path=word/styles.xml><?xml version="1.0" encoding="utf-8"?>
-<w:styles xmlns:mc="http://schemas.openxmlformats.org/markup-compatibility/2006" xmlns:r="http://schemas.openxmlformats.org/officeDocument/2006/relationships" xmlns:w="http://schemas.openxmlformats.org/wordprocessingml/2006/main" xmlns:w14="http://schemas.microsoft.com/office/word/2010/wordml" xmlns:w15="http://schemas.microsoft.com/office/word/2012/wordml" xmlns:w16cex="http://schemas.microsoft.com/office/word/2018/wordml/cex" xmlns:w16cid="http://schemas.microsoft.com/office/word/2016/wordml/cid" xmlns:w16="http://schemas.microsoft.com/office/word/2018/wordml" xmlns:w16sdtdh="http://schemas.microsoft.com/office/word/2020/wordml/sdtdatahash" xmlns:w16se="http://schemas.microsoft.com/office/word/2015/wordml/symex" mc:Ignorable="w14 w15 w16se w16cid w16 w16cex w16sdtdh">
+<w:styles xmlns:mc="http://schemas.openxmlformats.org/markup-compatibility/2006" xmlns:r="http://schemas.openxmlformats.org/officeDocument/2006/relationships" xmlns:w="http://schemas.openxmlformats.org/wordprocessingml/2006/main" xmlns:w14="http://schemas.microsoft.com/office/word/2010/wordml" xmlns:w15="http://schemas.microsoft.com/office/word/2012/wordml" xmlns:w16cex="http://schemas.microsoft.com/office/word/2018/wordml/cex" xmlns:w16cid="http://schemas.microsoft.com/office/word/2016/wordml/cid" xmlns:w16="http://schemas.microsoft.com/office/word/2018/wordml" xmlns:w16du="http://schemas.microsoft.com/office/word/2023/wordml/word16du" xmlns:w16sdtdh="http://schemas.microsoft.com/office/word/2020/wordml/sdtdatahash" xmlns:w16sdtfl="http://schemas.microsoft.com/office/word/2024/wordml/sdtformatlock" xmlns:w16se="http://schemas.microsoft.com/office/word/2015/wordml/symex" mc:Ignorable="w14 w15 w16se w16cid w16 w16cex w16sdtdh w16sdtfl w16du">
   <w:docDefaults>
     <w:rPrDefault>
       <w:rPr>
@@ -1200,13 +1337,13 @@
     <w:qFormat/>
     <w:rsid w:val="00A045EB"/>
   </w:style>
-  <w:style w:type="character" w:default="1" w:styleId="DefaultParagraphFont">
+  <w:style w:type="character" w:default="1" w:styleId="Policepardfaut">
     <w:name w:val="Default Paragraph Font"/>
     <w:uiPriority w:val="1"/>
     <w:semiHidden/>
     <w:unhideWhenUsed/>
   </w:style>
-  <w:style w:type="table" w:default="1" w:styleId="TableNormal">
+  <w:style w:type="table" w:default="1" w:styleId="TableauNormal">
     <w:name w:val="Normal Table"/>
     <w:uiPriority w:val="99"/>
     <w:semiHidden/>
@@ -1221,15 +1358,15 @@
       </w:tblCellMar>
     </w:tblPr>
   </w:style>
-  <w:style w:type="numbering" w:default="1" w:styleId="NoList">
+  <w:style w:type="numbering" w:default="1" w:styleId="Aucuneliste">
     <w:name w:val="No List"/>
     <w:uiPriority w:val="99"/>
     <w:semiHidden/>
     <w:unhideWhenUsed/>
   </w:style>
-  <w:style w:type="table" w:styleId="TableGrid">
+  <w:style w:type="table" w:styleId="Grilledutableau">
     <w:name w:val="Table Grid"/>
-    <w:basedOn w:val="TableNormal"/>
+    <w:basedOn w:val="TableauNormal"/>
     <w:uiPriority w:val="1"/>
     <w:rsid w:val="005D6D71"/>
     <w:pPr>
@@ -1246,9 +1383,9 @@
       </w:tblBorders>
     </w:tblPr>
   </w:style>
-  <w:style w:type="character" w:styleId="Hyperlink">
+  <w:style w:type="character" w:styleId="Lienhypertexte">
     <w:name w:val="Hyperlink"/>
-    <w:basedOn w:val="DefaultParagraphFont"/>
+    <w:basedOn w:val="Policepardfaut"/>
     <w:uiPriority w:val="99"/>
     <w:unhideWhenUsed/>
     <w:rsid w:val="000F2653"/>
@@ -1257,10 +1394,10 @@
       <w:u w:val="single"/>
     </w:rPr>
   </w:style>
-  <w:style w:type="paragraph" w:styleId="BalloonText">
+  <w:style w:type="paragraph" w:styleId="Textedebulles">
     <w:name w:val="Balloon Text"/>
     <w:basedOn w:val="Normal"/>
-    <w:link w:val="BalloonTextChar"/>
+    <w:link w:val="TextedebullesCar"/>
     <w:uiPriority w:val="99"/>
     <w:semiHidden/>
     <w:unhideWhenUsed/>
@@ -1274,10 +1411,10 @@
       <w:szCs w:val="16"/>
     </w:rPr>
   </w:style>
-  <w:style w:type="character" w:customStyle="1" w:styleId="BalloonTextChar">
-    <w:name w:val="Balloon Text Char"/>
-    <w:basedOn w:val="DefaultParagraphFont"/>
-    <w:link w:val="BalloonText"/>
+  <w:style w:type="character" w:customStyle="1" w:styleId="TextedebullesCar">
+    <w:name w:val="Texte de bulles Car"/>
+    <w:basedOn w:val="Policepardfaut"/>
+    <w:link w:val="Textedebulles"/>
     <w:uiPriority w:val="99"/>
     <w:semiHidden/>
     <w:rsid w:val="00FB2AF4"/>
@@ -1287,7 +1424,7 @@
       <w:szCs w:val="16"/>
     </w:rPr>
   </w:style>
-  <w:style w:type="paragraph" w:styleId="ListBullet">
+  <w:style w:type="paragraph" w:styleId="Listepuces">
     <w:name w:val="List Bullet"/>
     <w:basedOn w:val="Normal"/>
     <w:uiPriority w:val="36"/>
@@ -1309,7 +1446,7 @@
   </w:style>
   <w:style w:type="paragraph" w:customStyle="1" w:styleId="SenderAddress">
     <w:name w:val="Sender Address"/>
-    <w:basedOn w:val="NoSpacing"/>
+    <w:basedOn w:val="Sansinterligne"/>
     <w:uiPriority w:val="2"/>
     <w:unhideWhenUsed/>
     <w:qFormat/>
@@ -1325,10 +1462,10 @@
       <w:lang w:val="en-US" w:eastAsia="ja-JP"/>
     </w:rPr>
   </w:style>
-  <w:style w:type="paragraph" w:styleId="Closing">
+  <w:style w:type="paragraph" w:styleId="Formuledepolitesse">
     <w:name w:val="Closing"/>
     <w:basedOn w:val="Normal"/>
-    <w:link w:val="ClosingChar"/>
+    <w:link w:val="FormuledepolitesseCar"/>
     <w:uiPriority w:val="1"/>
     <w:unhideWhenUsed/>
     <w:qFormat/>
@@ -1344,10 +1481,10 @@
       <w:lang w:val="en-US" w:eastAsia="ja-JP"/>
     </w:rPr>
   </w:style>
-  <w:style w:type="character" w:customStyle="1" w:styleId="ClosingChar">
-    <w:name w:val="Closing Char"/>
-    <w:basedOn w:val="DefaultParagraphFont"/>
-    <w:link w:val="Closing"/>
+  <w:style w:type="character" w:customStyle="1" w:styleId="FormuledepolitesseCar">
+    <w:name w:val="Formule de politesse Car"/>
+    <w:basedOn w:val="Policepardfaut"/>
+    <w:link w:val="Formuledepolitesse"/>
     <w:uiPriority w:val="1"/>
     <w:rsid w:val="0056519E"/>
     <w:rPr>
@@ -1357,7 +1494,7 @@
       <w:lang w:val="en-US" w:eastAsia="ja-JP"/>
     </w:rPr>
   </w:style>
-  <w:style w:type="paragraph" w:styleId="NoSpacing">
+  <w:style w:type="paragraph" w:styleId="Sansinterligne">
     <w:name w:val="No Spacing"/>
     <w:uiPriority w:val="1"/>
     <w:qFormat/>
@@ -1366,10 +1503,10 @@
       <w:spacing w:after="0" w:line="240" w:lineRule="auto"/>
     </w:pPr>
   </w:style>
-  <w:style w:type="paragraph" w:styleId="Header">
+  <w:style w:type="paragraph" w:styleId="En-tte">
     <w:name w:val="header"/>
     <w:basedOn w:val="Normal"/>
-    <w:link w:val="HeaderChar"/>
+    <w:link w:val="En-tteCar"/>
     <w:uiPriority w:val="99"/>
     <w:unhideWhenUsed/>
     <w:rsid w:val="00CE7917"/>
@@ -1381,17 +1518,17 @@
       <w:spacing w:after="0" w:line="240" w:lineRule="auto"/>
     </w:pPr>
   </w:style>
-  <w:style w:type="character" w:customStyle="1" w:styleId="HeaderChar">
-    <w:name w:val="Header Char"/>
-    <w:basedOn w:val="DefaultParagraphFont"/>
-    <w:link w:val="Header"/>
+  <w:style w:type="character" w:customStyle="1" w:styleId="En-tteCar">
+    <w:name w:val="En-tête Car"/>
+    <w:basedOn w:val="Policepardfaut"/>
+    <w:link w:val="En-tte"/>
     <w:uiPriority w:val="99"/>
     <w:rsid w:val="00CE7917"/>
   </w:style>
-  <w:style w:type="paragraph" w:styleId="Footer">
+  <w:style w:type="paragraph" w:styleId="Pieddepage">
     <w:name w:val="footer"/>
     <w:basedOn w:val="Normal"/>
-    <w:link w:val="FooterChar"/>
+    <w:link w:val="PieddepageCar"/>
     <w:uiPriority w:val="99"/>
     <w:unhideWhenUsed/>
     <w:rsid w:val="00CE7917"/>
@@ -1403,18 +1540,18 @@
       <w:spacing w:after="0" w:line="240" w:lineRule="auto"/>
     </w:pPr>
   </w:style>
-  <w:style w:type="character" w:customStyle="1" w:styleId="FooterChar">
-    <w:name w:val="Footer Char"/>
-    <w:basedOn w:val="DefaultParagraphFont"/>
-    <w:link w:val="Footer"/>
+  <w:style w:type="character" w:customStyle="1" w:styleId="PieddepageCar">
+    <w:name w:val="Pied de page Car"/>
+    <w:basedOn w:val="Policepardfaut"/>
+    <w:link w:val="Pieddepage"/>
     <w:uiPriority w:val="99"/>
     <w:rsid w:val="00CE7917"/>
   </w:style>
-  <w:style w:type="paragraph" w:styleId="Title">
+  <w:style w:type="paragraph" w:styleId="Titre">
     <w:name w:val="Title"/>
     <w:basedOn w:val="Normal"/>
     <w:next w:val="Normal"/>
-    <w:link w:val="TitleChar"/>
+    <w:link w:val="TitreCar"/>
     <w:uiPriority w:val="10"/>
     <w:qFormat/>
     <w:rsid w:val="00700301"/>
@@ -1430,10 +1567,10 @@
       <w:szCs w:val="56"/>
     </w:rPr>
   </w:style>
-  <w:style w:type="character" w:customStyle="1" w:styleId="TitleChar">
-    <w:name w:val="Title Char"/>
-    <w:basedOn w:val="DefaultParagraphFont"/>
-    <w:link w:val="Title"/>
+  <w:style w:type="character" w:customStyle="1" w:styleId="TitreCar">
+    <w:name w:val="Titre Car"/>
+    <w:basedOn w:val="Policepardfaut"/>
+    <w:link w:val="Titre"/>
     <w:uiPriority w:val="10"/>
     <w:rsid w:val="00700301"/>
     <w:rPr>
